--- a/a7/packages/A7 Unit 5 - Multi-Step Proportional Relationships/Lessons/5.10/A7 5.10 Multi-Step Proportion Problems - Teacher Edition.docx
+++ b/a7/packages/A7 Unit 5 - Multi-Step Proportional Relationships/Lessons/5.10/A7 5.10 Multi-Step Proportion Problems - Teacher Edition.docx
@@ -309,7 +309,7 @@
           <w:color w:val="1A1A1A"/>
           <w:sz w:val="21"/>
         </w:rPr>
-        <w:t xml:space="preserve"> — boards 8–9: a plan's area in square metres and a choice of car</w:t>
+        <w:t xml:space="preserve"> — boards 8–9: a plan's area in square meters and a choice of car</w:t>
       </w:r>
     </w:p>
     <w:tbl>
@@ -1820,7 +1820,7 @@
           <w:color w:val="1A1A1A"/>
           <w:sz w:val="21"/>
         </w:rPr>
-        <w:t>A car does 23 miles per gallon and its tank holds 17.5 gal: 23 × 17.5 = 402.5 mi on a tank.</w:t>
+        <w:t>A car gets 23 miles per gallon and its tank holds 17.5 gal: 23 × 17.5 = 402.5 mi on a tank.</w:t>
       </w:r>
     </w:p>
     <w:p>
@@ -2117,7 +2117,7 @@
           <w:color w:val="1A1A1A"/>
           <w:sz w:val="21"/>
         </w:rPr>
-        <w:t>k = 2, 3 cups; 4 cups is 2⅔ recipes, 16 servings.</w:t>
+        <w:t>k = 2, 3 cups; 4½ cups is 3 recipes, 18 servings.</w:t>
       </w:r>
     </w:p>
     <w:p>
@@ -2183,7 +2183,7 @@
           <w:color w:val="1A1A1A"/>
           <w:sz w:val="21"/>
         </w:rPr>
-        <w:t xml:space="preserve">A car does 28 miles per gallon. Its tank holds 15 gal.  How far does it go on a full tank?  →  </w:t>
+        <w:t xml:space="preserve">A car gets 28 miles per gallon. Its tank holds 15 gal.  How far does it go on a full tank?  →  </w:t>
       </w:r>
       <w:r>
         <w:rPr>
@@ -2345,7 +2345,7 @@
           <w:color w:val="1A1A1A"/>
           <w:sz w:val="21"/>
         </w:rPr>
-        <w:t xml:space="preserve">A car does 30 miles per gallon with a 12-gal tank. It starts a 900-mi trip with a full tank. How many tanks of gas does the trip take?  →  </w:t>
+        <w:t xml:space="preserve">A car gets 30 miles per gallon with a 12-gal tank. It makes a 900-mi trip. How many tanks of gas does the trip use? (Part of a tank counts as a whole tank.)  →  </w:t>
       </w:r>
       <w:r>
         <w:rPr>
@@ -2363,7 +2363,7 @@
           <w:color w:val="6B6B6B"/>
           <w:sz w:val="19"/>
         </w:rPr>
-        <w:t xml:space="preserve">   (A) 2.5 rounded down: half a tank of road left undriven [Notes I: a part of a tank is still a tank to buy]; (B) 900 ÷ 12: the gallons used as miles per tank [Notes I: the rate first]; (C) 900 ÷ 36: the two numbers added before dividing [B1G-M 7.AR.4.5: steps not named]</w:t>
+        <w:t xml:space="preserve">   (A) 2.5 rounded down: half a tank of road left undriven [Notes I: a part of a tank is still a tank to buy]; (B) 900 ÷ 12: the gallons used as miles per tank [Notes I: the rate first]; (C) 900 ÷ 36: the two numbers added before dividing [7.AR.4.5: the steps not named — Notes I]</w:t>
       </w:r>
       <w:r>
         <w:rPr>
@@ -2474,7 +2474,7 @@
           <w:color w:val="6B6B6B"/>
           <w:sz w:val="19"/>
         </w:rPr>
-        <w:t xml:space="preserve">   (A) 12 km and 12 km/h confused: a distance read as a speed [B1G-M 7.AR.4.5: a rate is per unit of time]; (B) 12 &gt; 7, the distances compared in two units [Notes II: same unit first]; (D) 11.27 is B's distance in km, not a speed — the time was never used [B1G-M 7.AR.4.5: a rate is per unit of time]</w:t>
+        <w:t xml:space="preserve">   (A) 12 km and 12 km/h confused: a distance read as a speed [7.AR.4.5: a rate is per unit of time — Notes II]; (B) 12 &gt; 7, the distances compared in two units [Notes II: same unit first]; (D) 11.27 is B's distance in km, not a speed — the time was never used [7.AR.4.5: a rate is per unit of time — Notes II]</w:t>
       </w:r>
       <w:r>
         <w:rPr>
@@ -2534,7 +2534,7 @@
           <w:color w:val="6B6B6B"/>
           <w:sz w:val="19"/>
         </w:rPr>
-        <w:t xml:space="preserve">   20 — 8 + 4 + 5 ×1, the ratio read as gallons [Notes III: k from the part you know]; 32 — the grey (5 × 4) and nothing more</w:t>
+        <w:t xml:space="preserve">   20 — the grey (5 × 4) and nothing more [Notes III: the whole is all the parts]; 32 — 8 × k, the white scaled again</w:t>
       </w:r>
     </w:p>
     <w:p>
@@ -2567,7 +2567,7 @@
           <w:color w:val="1A1A1A"/>
           <w:sz w:val="21"/>
         </w:rPr>
-        <w:t xml:space="preserve">A plan is drawn at 1 in : 4 ft; a room is 2 in by 2.5 in on it. 1 ft = 0.305 m.  Find the room's area in square metres.  →  </w:t>
+        <w:t xml:space="preserve">A plan is drawn at 1 in : 4 ft; a room is 2 in by 2.5 in on it. 1 ft = 0.305 m.  Find the room's area in square meters.  →  </w:t>
       </w:r>
       <w:r>
         <w:rPr>
@@ -2736,6 +2736,29 @@
     </w:p>
     <w:p>
       <w:pPr>
+        <w:spacing w:before="0" w:after="120"/>
+      </w:pPr>
+      <w:r>
+        <w:rPr>
+          <w:b/>
+          <w:i w:val="0"/>
+          <w:color w:val="1A1A1A"/>
+          <w:sz w:val="21"/>
+        </w:rPr>
+        <w:t>Variation.</w:t>
+      </w:r>
+      <w:r>
+        <w:rPr>
+          <w:b w:val="0"/>
+          <w:i w:val="0"/>
+          <w:color w:val="1A1A1A"/>
+          <w:sz w:val="21"/>
+        </w:rPr>
+        <w:t xml:space="preserve"> Boards 1–3 use one rate once, backwards, and on a total, the numbers growing; 4 asks the second step as a vote; 5 changes the unit inside the rate. The pattern breaks at 6, where the comparison cannot be made until the units match. 7 is part-to-whole; 8 and 9 are the test's transfer shapes rehearsed. The independent set walks the same path: a range, the tanks, a recipe, a comparison in one unit, a mixture, a plan's area in square meters.</w:t>
+      </w:r>
+    </w:p>
+    <w:p>
+      <w:pPr>
         <w:keepNext/>
         <w:spacing w:before="280" w:after="120"/>
         <w:pBdr>
@@ -2893,7 +2916,7 @@
           <w:color w:val="1A1A1A"/>
           <w:sz w:val="20"/>
         </w:rPr>
-        <w:t>12 km and 12 km/h confused: a distance read as a speed [B1G-M 7.AR.4.5: a rate is per unit of time]</w:t>
+        <w:t>12 km and 12 km/h confused: a distance read as a speed [7.AR.4.5: a rate is per unit of time — Notes II]</w:t>
       </w:r>
     </w:p>
     <w:p>
@@ -2917,7 +2940,7 @@
           <w:color w:val="1A1A1A"/>
           <w:sz w:val="20"/>
         </w:rPr>
-        <w:t>20 — 8 + 4 + 5 ×1, the ratio read as gallons [Notes III: k from the part you know]</w:t>
+        <w:t>20 — the grey (5 × 4) and nothing more [Notes III: the whole is all the parts]</w:t>
       </w:r>
     </w:p>
     <w:p>

--- a/a7/packages/A7 Unit 5 - Multi-Step Proportional Relationships/Lessons/5.10/A7 5.10 Multi-Step Proportion Problems - Teacher Edition.docx
+++ b/a7/packages/A7 Unit 5 - Multi-Step Proportional Relationships/Lessons/5.10/A7 5.10 Multi-Step Proportion Problems - Teacher Edition.docx
@@ -2450,13 +2450,47 @@
         <w:t xml:space="preserve">Board 6.  </w:t>
       </w:r>
       <w:r>
+        <w:drawing>
+          <wp:inline xmlns:a="http://schemas.openxmlformats.org/drawingml/2006/main" xmlns:pic="http://schemas.openxmlformats.org/drawingml/2006/picture">
+            <wp:extent cx="935736" cy="118872"/>
+            <wp:docPr id="1" name="Picture 1"/>
+            <wp:cNvGraphicFramePr>
+              <a:graphicFrameLocks noChangeAspect="1"/>
+            </wp:cNvGraphicFramePr>
+            <a:graphic>
+              <a:graphicData uri="http://schemas.openxmlformats.org/drawingml/2006/picture">
+                <pic:pic>
+                  <pic:nvPicPr>
+                    <pic:cNvPr id="0" name="36dbabcfef26f30f.png"/>
+                    <pic:cNvPicPr/>
+                  </pic:nvPicPr>
+                  <pic:blipFill>
+                    <a:blip r:embed="rId9"/>
+                    <a:stretch>
+                      <a:fillRect/>
+                    </a:stretch>
+                  </pic:blipFill>
+                  <pic:spPr>
+                    <a:xfrm>
+                      <a:off x="0" y="0"/>
+                      <a:ext cx="935736" cy="118872"/>
+                    </a:xfrm>
+                    <a:prstGeom prst="rect"/>
+                  </pic:spPr>
+                </pic:pic>
+              </a:graphicData>
+            </a:graphic>
+          </wp:inline>
+        </w:drawing>
+      </w:r>
+      <w:r>
         <w:rPr>
           <w:b w:val="0"/>
           <w:i w:val="0"/>
           <w:color w:val="1A1A1A"/>
           <w:sz w:val="21"/>
         </w:rPr>
-        <w:t xml:space="preserve">1 mi = 1.61 km. Cyclist A rides 12 km in 50 min; cyclist B rides 7 mi in 45 min. Who is faster?  →  </w:t>
+        <w:t xml:space="preserve">. Cyclist A rides 12 km in 50 min; cyclist B rides 7 mi in 45 min. Who is faster?  →  </w:t>
       </w:r>
       <w:r>
         <w:rPr>
@@ -2516,7 +2550,50 @@
           <w:color w:val="1A1A1A"/>
           <w:sz w:val="21"/>
         </w:rPr>
-        <w:t xml:space="preserve">Paint is mixed white : blue : grey = 2 : 4 : 5. A batch uses 8 gal of white.  How many gallons is the whole batch?  →  </w:t>
+        <w:t xml:space="preserve">Paint is mixed white : blue : grey = </w:t>
+      </w:r>
+      <w:r>
+        <w:drawing>
+          <wp:inline xmlns:a="http://schemas.openxmlformats.org/drawingml/2006/main" xmlns:pic="http://schemas.openxmlformats.org/drawingml/2006/picture">
+            <wp:extent cx="420624" cy="118872"/>
+            <wp:docPr id="2" name="Picture 2"/>
+            <wp:cNvGraphicFramePr>
+              <a:graphicFrameLocks noChangeAspect="1"/>
+            </wp:cNvGraphicFramePr>
+            <a:graphic>
+              <a:graphicData uri="http://schemas.openxmlformats.org/drawingml/2006/picture">
+                <pic:pic>
+                  <pic:nvPicPr>
+                    <pic:cNvPr id="0" name="378ed14bf62ffad1.png"/>
+                    <pic:cNvPicPr/>
+                  </pic:nvPicPr>
+                  <pic:blipFill>
+                    <a:blip r:embed="rId10"/>
+                    <a:stretch>
+                      <a:fillRect/>
+                    </a:stretch>
+                  </pic:blipFill>
+                  <pic:spPr>
+                    <a:xfrm>
+                      <a:off x="0" y="0"/>
+                      <a:ext cx="420624" cy="118872"/>
+                    </a:xfrm>
+                    <a:prstGeom prst="rect"/>
+                  </pic:spPr>
+                </pic:pic>
+              </a:graphicData>
+            </a:graphic>
+          </wp:inline>
+        </w:drawing>
+      </w:r>
+      <w:r>
+        <w:rPr>
+          <w:b w:val="0"/>
+          <w:i w:val="0"/>
+          <w:color w:val="1A1A1A"/>
+          <w:sz w:val="21"/>
+        </w:rPr>
+        <w:t xml:space="preserve">.  A batch uses 8 gal of white.  How many gallons is the whole batch?  →  </w:t>
       </w:r>
       <w:r>
         <w:rPr>
@@ -2567,7 +2644,93 @@
           <w:color w:val="1A1A1A"/>
           <w:sz w:val="21"/>
         </w:rPr>
-        <w:t xml:space="preserve">A plan is drawn at 1 in : 4 ft; a room is 2 in by 2.5 in on it. 1 ft = 0.305 m.  Find the room's area in square meters.  →  </w:t>
+        <w:t xml:space="preserve">A plan is drawn at </w:t>
+      </w:r>
+      <w:r>
+        <w:drawing>
+          <wp:inline xmlns:a="http://schemas.openxmlformats.org/drawingml/2006/main" xmlns:pic="http://schemas.openxmlformats.org/drawingml/2006/picture">
+            <wp:extent cx="505968" cy="115824"/>
+            <wp:docPr id="3" name="Picture 3"/>
+            <wp:cNvGraphicFramePr>
+              <a:graphicFrameLocks noChangeAspect="1"/>
+            </wp:cNvGraphicFramePr>
+            <a:graphic>
+              <a:graphicData uri="http://schemas.openxmlformats.org/drawingml/2006/picture">
+                <pic:pic>
+                  <pic:nvPicPr>
+                    <pic:cNvPr id="0" name="9ef2c8874e0c0cae.png"/>
+                    <pic:cNvPicPr/>
+                  </pic:nvPicPr>
+                  <pic:blipFill>
+                    <a:blip r:embed="rId11"/>
+                    <a:stretch>
+                      <a:fillRect/>
+                    </a:stretch>
+                  </pic:blipFill>
+                  <pic:spPr>
+                    <a:xfrm>
+                      <a:off x="0" y="0"/>
+                      <a:ext cx="505968" cy="115824"/>
+                    </a:xfrm>
+                    <a:prstGeom prst="rect"/>
+                  </pic:spPr>
+                </pic:pic>
+              </a:graphicData>
+            </a:graphic>
+          </wp:inline>
+        </w:drawing>
+      </w:r>
+      <w:r>
+        <w:rPr>
+          <w:b w:val="0"/>
+          <w:i w:val="0"/>
+          <w:color w:val="1A1A1A"/>
+          <w:sz w:val="21"/>
+        </w:rPr>
+        <w:t xml:space="preserve">; a room is 2 in by 2.5 in on it.  </w:t>
+      </w:r>
+      <w:r>
+        <w:drawing>
+          <wp:inline xmlns:a="http://schemas.openxmlformats.org/drawingml/2006/main" xmlns:pic="http://schemas.openxmlformats.org/drawingml/2006/picture">
+            <wp:extent cx="862584" cy="118872"/>
+            <wp:docPr id="4" name="Picture 4"/>
+            <wp:cNvGraphicFramePr>
+              <a:graphicFrameLocks noChangeAspect="1"/>
+            </wp:cNvGraphicFramePr>
+            <a:graphic>
+              <a:graphicData uri="http://schemas.openxmlformats.org/drawingml/2006/picture">
+                <pic:pic>
+                  <pic:nvPicPr>
+                    <pic:cNvPr id="0" name="88e6ad97f375f5ea.png"/>
+                    <pic:cNvPicPr/>
+                  </pic:nvPicPr>
+                  <pic:blipFill>
+                    <a:blip r:embed="rId12"/>
+                    <a:stretch>
+                      <a:fillRect/>
+                    </a:stretch>
+                  </pic:blipFill>
+                  <pic:spPr>
+                    <a:xfrm>
+                      <a:off x="0" y="0"/>
+                      <a:ext cx="862584" cy="118872"/>
+                    </a:xfrm>
+                    <a:prstGeom prst="rect"/>
+                  </pic:spPr>
+                </pic:pic>
+              </a:graphicData>
+            </a:graphic>
+          </wp:inline>
+        </w:drawing>
+      </w:r>
+      <w:r>
+        <w:rPr>
+          <w:b w:val="0"/>
+          <w:i w:val="0"/>
+          <w:color w:val="1A1A1A"/>
+          <w:sz w:val="21"/>
+        </w:rPr>
+        <w:t xml:space="preserve">.  Find the room's area in square meters.  →  </w:t>
       </w:r>
       <w:r>
         <w:rPr>
@@ -2641,13 +2804,47 @@
         <w:t xml:space="preserve">Board 9.  </w:t>
       </w:r>
       <w:r>
+        <w:drawing>
+          <wp:inline xmlns:a="http://schemas.openxmlformats.org/drawingml/2006/main" xmlns:pic="http://schemas.openxmlformats.org/drawingml/2006/picture">
+            <wp:extent cx="935736" cy="118872"/>
+            <wp:docPr id="5" name="Picture 5"/>
+            <wp:cNvGraphicFramePr>
+              <a:graphicFrameLocks noChangeAspect="1"/>
+            </wp:cNvGraphicFramePr>
+            <a:graphic>
+              <a:graphicData uri="http://schemas.openxmlformats.org/drawingml/2006/picture">
+                <pic:pic>
+                  <pic:nvPicPr>
+                    <pic:cNvPr id="0" name="36dbabcfef26f30f.png"/>
+                    <pic:cNvPicPr/>
+                  </pic:nvPicPr>
+                  <pic:blipFill>
+                    <a:blip r:embed="rId9"/>
+                    <a:stretch>
+                      <a:fillRect/>
+                    </a:stretch>
+                  </pic:blipFill>
+                  <pic:spPr>
+                    <a:xfrm>
+                      <a:off x="0" y="0"/>
+                      <a:ext cx="935736" cy="118872"/>
+                    </a:xfrm>
+                    <a:prstGeom prst="rect"/>
+                  </pic:spPr>
+                </pic:pic>
+              </a:graphicData>
+            </a:graphic>
+          </wp:inline>
+        </w:drawing>
+      </w:r>
+      <w:r>
         <w:rPr>
           <w:b w:val="0"/>
           <w:i w:val="0"/>
           <w:color w:val="1A1A1A"/>
           <w:sz w:val="21"/>
         </w:rPr>
-        <w:t xml:space="preserve">1 mi = 1.61 km. A 300-km drive. Car A averages 50 mi/h; car B averages 75 km/h. Which car gets there first, and by how long? Explain.  →  </w:t>
+        <w:t xml:space="preserve">. A 300-km drive. Car A averages 50 mi/h; car B averages 75 km/h. Which car gets there first, and by how long? Explain.  →  </w:t>
       </w:r>
       <w:r>
         <w:rPr>

--- a/a7/packages/A7 Unit 5 - Multi-Step Proportional Relationships/Lessons/5.10/A7 5.10 Multi-Step Proportion Problems - Teacher Edition.docx
+++ b/a7/packages/A7 Unit 5 - Multi-Step Proportional Relationships/Lessons/5.10/A7 5.10 Multi-Step Proportion Problems - Teacher Edition.docx
@@ -1676,7 +1676,7 @@
           <w:color w:val="1A1A1A"/>
           <w:sz w:val="21"/>
         </w:rPr>
-        <w:t xml:space="preserve">Warm-Up — On your own. Four minutes. No notes.  </w:t>
+        <w:t xml:space="preserve">Warm-Up — On your own. No notes.  </w:t>
       </w:r>
       <w:r>
         <w:rPr>
